--- a/backend/Capitulos_Word/Capitulo 5.docx
+++ b/backend/Capitulos_Word/Capitulo 5.docx
@@ -2077,123 +2077,152 @@
           <w:lang w:val="es-AR"/>
         </w:rPr>
       </w:pPr>
-    </w:p>
-    <w:tbl>
-      <w:tblPr>
-        <w:tblStyle w:val="Tablaconcuadrcula"/>
-        <w:tblW w:w="8500" w:type="dxa"/>
-        <w:tblBorders>
-          <w:top w:val="dotted" w:sz="8" w:space="0" w:color="909497"/>
-          <w:left w:val="dotted" w:sz="8" w:space="0" w:color="909497"/>
-          <w:bottom w:val="dotted" w:sz="8" w:space="0" w:color="909497"/>
-          <w:right w:val="dotted" w:sz="8" w:space="0" w:color="909497"/>
-          <w:insideH w:val="none" w:sz="0" w:space="0" w:color="auto"/>
-          <w:insideV w:val="none" w:sz="0" w:space="0" w:color="auto"/>
-        </w:tblBorders>
-        <w:tblLook w:val="0480" w:firstRow="0" w:lastRow="0" w:firstColumn="1" w:lastColumn="0" w:noHBand="0" w:noVBand="1"/>
-      </w:tblPr>
-      <w:tblGrid>
-        <w:gridCol w:w="8500"/>
-      </w:tblGrid>
-      <w:tr>
-        <w:trPr>
-          <w:trHeight w:val="3960"/>
-        </w:trPr>
-        <w:tc>
-          <w:tcPr>
-            <w:tcW w:w="8494" w:type="dxa"/>
-            <w:shd w:val="clear" w:color="FAFAFA" w:fill="FAFAFA"/>
-            <w:tcMar>
-              <w:top w:w="160" w:type="dxa"/>
-              <w:left w:w="280" w:type="dxa"/>
-              <w:bottom w:w="160" w:type="dxa"/>
-              <w:right w:w="280" w:type="dxa"/>
-            </w:tcMar>
-            <w:vAlign w:val="center"/>
-          </w:tcPr>
-          <w:p>
-            <w:pPr>
-              <w:pStyle w:val="Cuerpo"/>
-              <w:spacing w:after="40"/>
-              <w:jc w:val="center"/>
-            </w:pPr>
-            <w:r>
-              <w:rPr>
-                <w:rFonts w:cs="Calibri"/>
-                <w:b/>
-                <w:color w:val="909497"/>
-                <w:sz w:val="18"/>
-              </w:rPr>
-              <w:t>FIGURA 5.1</w:t>
-            </w:r>
-          </w:p>
-          <w:p>
-            <w:pPr>
-              <w:pStyle w:val="Cuerpo"/>
-              <w:spacing w:after="40"/>
-              <w:jc w:val="center"/>
-              <w:rPr>
-                <w:rFonts w:cs="Calibri"/>
-                <w:i/>
-                <w:color w:val="909497"/>
-                <w:sz w:val="18"/>
-              </w:rPr>
-            </w:pPr>
-            <w:r>
-              <w:rPr>
-                <w:rFonts w:cs="Calibri"/>
-                <w:i/>
-                <w:color w:val="909497"/>
-                <w:sz w:val="18"/>
-              </w:rPr>
-              <w:t>diagrama</w:t>
-            </w:r>
-          </w:p>
-          <w:p>
-            <w:pPr>
-              <w:pStyle w:val="Cuerpo"/>
-              <w:spacing w:after="40"/>
-              <w:jc w:val="center"/>
-              <w:rPr>
-                <w:rFonts w:cs="Calibri"/>
-                <w:i/>
-                <w:color w:val="909497"/>
-                <w:sz w:val="18"/>
-              </w:rPr>
-            </w:pPr>
-            <w:r>
-              <w:rPr>
-                <w:rFonts w:cs="Calibri"/>
-                <w:i/>
-                <w:color w:val="909497"/>
-                <w:sz w:val="18"/>
-              </w:rPr>
-              <w:t>Contraseña en cada petición, sesión en servidor y token firmado, cada uno con lo que gana y lo que resigna anotado. El eje es el intercambio: sesión (puede cerrar / no escala) contra token (escala / no puede cerrar).</w:t>
-            </w:r>
-          </w:p>
-          <w:p>
-            <w:pPr>
-              <w:rPr>
-                <w:lang w:val="es-AR"/>
-              </w:rPr>
-            </w:pPr>
-          </w:p>
-        </w:tc>
-      </w:tr>
-    </w:tbl>
-    <w:p>
-      <w:pPr>
-        <w:pStyle w:val="Epgrafedefigura"/>
-      </w:pPr>
-      <w:r>
-        <w:t>Figura 5.1. Los tres esquemas y qué resigna cada uno</w:t>
+      <w:r>
+        <w:rPr>
+          <w:noProof/>
+        </w:rPr>
+        <w:drawing>
+          <wp:anchor distT="0" distB="0" distL="114300" distR="114300" simplePos="0" relativeHeight="251658240" behindDoc="1" locked="0" layoutInCell="1" allowOverlap="1" wp14:anchorId="1B35B4C2" wp14:editId="49451EC3">
+            <wp:simplePos x="0" y="0"/>
+            <wp:positionH relativeFrom="column">
+              <wp:posOffset>1977390</wp:posOffset>
+            </wp:positionH>
+            <wp:positionV relativeFrom="paragraph">
+              <wp:posOffset>63500</wp:posOffset>
+            </wp:positionV>
+            <wp:extent cx="1451128" cy="4733925"/>
+            <wp:effectExtent l="0" t="0" r="0" b="0"/>
+            <wp:wrapNone/>
+            <wp:docPr id="806403675" name="Imagen 1"/>
+            <wp:cNvGraphicFramePr>
+              <a:graphicFrameLocks xmlns:a="http://schemas.openxmlformats.org/drawingml/2006/main" noChangeAspect="1"/>
+            </wp:cNvGraphicFramePr>
+            <a:graphic xmlns:a="http://schemas.openxmlformats.org/drawingml/2006/main">
+              <a:graphicData uri="http://schemas.openxmlformats.org/drawingml/2006/picture">
+                <pic:pic xmlns:pic="http://schemas.openxmlformats.org/drawingml/2006/picture">
+                  <pic:nvPicPr>
+                    <pic:cNvPr id="0" name="Picture 1"/>
+                    <pic:cNvPicPr>
+                      <a:picLocks noChangeAspect="1" noChangeArrowheads="1"/>
+                    </pic:cNvPicPr>
+                  </pic:nvPicPr>
+                  <pic:blipFill>
+                    <a:blip r:embed="rId7" cstate="print">
+                      <a:extLst>
+                        <a:ext uri="{28A0092B-C50C-407E-A947-70E740481C1C}">
+                          <a14:useLocalDpi xmlns:a14="http://schemas.microsoft.com/office/drawing/2010/main" val="0"/>
+                        </a:ext>
+                      </a:extLst>
+                    </a:blip>
+                    <a:srcRect/>
+                    <a:stretch>
+                      <a:fillRect/>
+                    </a:stretch>
+                  </pic:blipFill>
+                  <pic:spPr bwMode="auto">
+                    <a:xfrm>
+                      <a:off x="0" y="0"/>
+                      <a:ext cx="1451128" cy="4733925"/>
+                    </a:xfrm>
+                    <a:prstGeom prst="rect">
+                      <a:avLst/>
+                    </a:prstGeom>
+                    <a:noFill/>
+                    <a:ln>
+                      <a:noFill/>
+                    </a:ln>
+                  </pic:spPr>
+                </pic:pic>
+              </a:graphicData>
+            </a:graphic>
+          </wp:anchor>
+        </w:drawing>
       </w:r>
     </w:p>
     <w:p>
       <w:pPr>
+        <w:pStyle w:val="Epgrafedefigura"/>
+      </w:pPr>
+    </w:p>
+    <w:p>
+      <w:pPr>
+        <w:pStyle w:val="Epgrafedefigura"/>
+      </w:pPr>
+    </w:p>
+    <w:p>
+      <w:pPr>
+        <w:pStyle w:val="Epgrafedefigura"/>
+      </w:pPr>
+    </w:p>
+    <w:p>
+      <w:pPr>
+        <w:pStyle w:val="Epgrafedefigura"/>
+      </w:pPr>
+    </w:p>
+    <w:p>
+      <w:pPr>
+        <w:pStyle w:val="Epgrafedefigura"/>
+      </w:pPr>
+    </w:p>
+    <w:p>
+      <w:pPr>
+        <w:pStyle w:val="Epgrafedefigura"/>
+      </w:pPr>
+    </w:p>
+    <w:p>
+      <w:pPr>
+        <w:pStyle w:val="Epgrafedefigura"/>
+      </w:pPr>
+    </w:p>
+    <w:p>
+      <w:pPr>
+        <w:pStyle w:val="Epgrafedefigura"/>
+      </w:pPr>
+    </w:p>
+    <w:p>
+      <w:pPr>
+        <w:pStyle w:val="Epgrafedefigura"/>
+      </w:pPr>
+    </w:p>
+    <w:p>
+      <w:pPr>
+        <w:pStyle w:val="Epgrafedefigura"/>
+      </w:pPr>
+    </w:p>
+    <w:p>
+      <w:pPr>
+        <w:pStyle w:val="Epgrafedefigura"/>
+      </w:pPr>
+    </w:p>
+    <w:p>
+      <w:pPr>
+        <w:pStyle w:val="Epgrafedefigura"/>
+      </w:pPr>
+    </w:p>
+    <w:p>
+      <w:pPr>
+        <w:pStyle w:val="Epgrafedefigura"/>
+      </w:pPr>
+    </w:p>
+    <w:p>
+      <w:pPr>
+        <w:pStyle w:val="Epgrafedefigura"/>
+      </w:pPr>
+    </w:p>
+    <w:p>
+      <w:pPr>
+        <w:pStyle w:val="Epgrafedefigura"/>
+      </w:pPr>
+      <w:r>
+        <w:t>Figura 5.1. Los tres esquemas y qué resigna cada uno</w:t>
+      </w:r>
+    </w:p>
+    <w:p>
+      <w:pPr>
         <w:pStyle w:val="Cuerpo"/>
       </w:pPr>
       <w:r>
+        <w:lastRenderedPageBreak/>
         <w:t>De ese recorrido salen las cuatro decisiones de diseño del capítulo.</w:t>
       </w:r>
     </w:p>
@@ -2784,110 +2813,75 @@
         </w:rPr>
       </w:pPr>
     </w:p>
-    <w:tbl>
-      <w:tblPr>
-        <w:tblStyle w:val="Tablaconcuadrcula"/>
-        <w:tblW w:w="8500" w:type="dxa"/>
-        <w:tblBorders>
-          <w:top w:val="dotted" w:sz="8" w:space="0" w:color="909497"/>
-          <w:left w:val="dotted" w:sz="8" w:space="0" w:color="909497"/>
-          <w:bottom w:val="dotted" w:sz="8" w:space="0" w:color="909497"/>
-          <w:right w:val="dotted" w:sz="8" w:space="0" w:color="909497"/>
-          <w:insideH w:val="none" w:sz="0" w:space="0" w:color="auto"/>
-          <w:insideV w:val="none" w:sz="0" w:space="0" w:color="auto"/>
-        </w:tblBorders>
-        <w:tblLook w:val="0480" w:firstRow="0" w:lastRow="0" w:firstColumn="1" w:lastColumn="0" w:noHBand="0" w:noVBand="1"/>
-      </w:tblPr>
-      <w:tblGrid>
-        <w:gridCol w:w="8500"/>
-      </w:tblGrid>
-      <w:tr>
-        <w:trPr>
-          <w:trHeight w:val="3960"/>
-        </w:trPr>
-        <w:tc>
-          <w:tcPr>
-            <w:tcW w:w="8494" w:type="dxa"/>
-            <w:shd w:val="clear" w:color="FAFAFA" w:fill="FAFAFA"/>
-            <w:tcMar>
-              <w:top w:w="160" w:type="dxa"/>
-              <w:left w:w="280" w:type="dxa"/>
-              <w:bottom w:w="160" w:type="dxa"/>
-              <w:right w:w="280" w:type="dxa"/>
-            </w:tcMar>
-            <w:vAlign w:val="center"/>
-          </w:tcPr>
-          <w:p>
-            <w:pPr>
-              <w:pStyle w:val="Cuerpo"/>
-              <w:spacing w:after="40"/>
-              <w:jc w:val="center"/>
-            </w:pPr>
-            <w:r>
-              <w:rPr>
-                <w:rFonts w:cs="Calibri"/>
-                <w:b/>
-                <w:color w:val="909497"/>
-                <w:sz w:val="18"/>
-              </w:rPr>
-              <w:lastRenderedPageBreak/>
-              <w:t>FIGURA 5.2</w:t>
-            </w:r>
-          </w:p>
-          <w:p>
-            <w:pPr>
-              <w:pStyle w:val="Cuerpo"/>
-              <w:spacing w:after="40"/>
-              <w:jc w:val="center"/>
-              <w:rPr>
-                <w:rFonts w:cs="Calibri"/>
-                <w:i/>
-                <w:color w:val="909497"/>
-                <w:sz w:val="18"/>
-              </w:rPr>
-            </w:pPr>
-            <w:r>
-              <w:rPr>
-                <w:rFonts w:cs="Calibri"/>
-                <w:i/>
-                <w:color w:val="909497"/>
-                <w:sz w:val="18"/>
-              </w:rPr>
-              <w:t>diagrama</w:t>
-            </w:r>
-          </w:p>
-          <w:p>
-            <w:pPr>
-              <w:pStyle w:val="Cuerpo"/>
-              <w:spacing w:after="40"/>
-              <w:jc w:val="center"/>
-              <w:rPr>
-                <w:rFonts w:cs="Calibri"/>
-                <w:i/>
-                <w:color w:val="909497"/>
-                <w:sz w:val="18"/>
-              </w:rPr>
-            </w:pPr>
-            <w:r>
-              <w:rPr>
-                <w:rFonts w:cs="Calibri"/>
-                <w:i/>
-                <w:color w:val="909497"/>
-                <w:sz w:val="18"/>
-              </w:rPr>
-              <w:t>Encabezado, contenido y firma, con el contenido marcado como legible por cualquiera y la firma como lo único que garantiza integridad y autenticidad. La palabra “codificado”, y no “cifrado”, debe estar destacada.</w:t>
-            </w:r>
-          </w:p>
-          <w:p>
-            <w:pPr>
-              <w:rPr>
-                <w:lang w:val="es-AR"/>
-              </w:rPr>
-            </w:pPr>
-          </w:p>
-        </w:tc>
-      </w:tr>
-    </w:tbl>
+    <w:p>
+      <w:pPr>
+        <w:pStyle w:val="Epgrafedefigura"/>
+      </w:pPr>
+    </w:p>
+    <w:p>
+      <w:pPr>
+        <w:pStyle w:val="Epgrafedefigura"/>
+      </w:pPr>
+    </w:p>
+    <w:p>
+      <w:pPr>
+        <w:pStyle w:val="Epgrafedefigura"/>
+      </w:pPr>
+      <w:r>
+        <w:rPr>
+          <w:noProof/>
+        </w:rPr>
+        <w:lastRenderedPageBreak/>
+        <w:drawing>
+          <wp:inline distT="0" distB="0" distL="0" distR="0" wp14:anchorId="6245E4AF" wp14:editId="03BBC059">
+            <wp:extent cx="5391150" cy="2419350"/>
+            <wp:effectExtent l="0" t="0" r="0" b="0"/>
+            <wp:docPr id="2052099251" name="Imagen 2"/>
+            <wp:cNvGraphicFramePr>
+              <a:graphicFrameLocks xmlns:a="http://schemas.openxmlformats.org/drawingml/2006/main" noChangeAspect="1"/>
+            </wp:cNvGraphicFramePr>
+            <a:graphic xmlns:a="http://schemas.openxmlformats.org/drawingml/2006/main">
+              <a:graphicData uri="http://schemas.openxmlformats.org/drawingml/2006/picture">
+                <pic:pic xmlns:pic="http://schemas.openxmlformats.org/drawingml/2006/picture">
+                  <pic:nvPicPr>
+                    <pic:cNvPr id="0" name="Picture 2"/>
+                    <pic:cNvPicPr>
+                      <a:picLocks noChangeAspect="1" noChangeArrowheads="1"/>
+                    </pic:cNvPicPr>
+                  </pic:nvPicPr>
+                  <pic:blipFill>
+                    <a:blip r:embed="rId8" cstate="print">
+                      <a:extLst>
+                        <a:ext uri="{28A0092B-C50C-407E-A947-70E740481C1C}">
+                          <a14:useLocalDpi xmlns:a14="http://schemas.microsoft.com/office/drawing/2010/main" val="0"/>
+                        </a:ext>
+                      </a:extLst>
+                    </a:blip>
+                    <a:srcRect/>
+                    <a:stretch>
+                      <a:fillRect/>
+                    </a:stretch>
+                  </pic:blipFill>
+                  <pic:spPr bwMode="auto">
+                    <a:xfrm>
+                      <a:off x="0" y="0"/>
+                      <a:ext cx="5391150" cy="2419350"/>
+                    </a:xfrm>
+                    <a:prstGeom prst="rect">
+                      <a:avLst/>
+                    </a:prstGeom>
+                    <a:noFill/>
+                    <a:ln>
+                      <a:noFill/>
+                    </a:ln>
+                  </pic:spPr>
+                </pic:pic>
+              </a:graphicData>
+            </a:graphic>
+          </wp:inline>
+        </w:drawing>
+      </w:r>
+    </w:p>
     <w:p>
       <w:pPr>
         <w:pStyle w:val="Epgrafedefigura"/>
@@ -3314,7 +3308,10 @@
         <w:rPr>
           <w:b/>
         </w:rPr>
-        <w:t>No garantiza confidencialidad.</w:t>
+        <w:t>No garantiza confidencialidad</w:t>
+      </w:r>
+      <w:r>
+        <w:t>.</w:t>
       </w:r>
       <w:r>
         <w:t xml:space="preserve"> De ahí una regla que no admite excepciones: </w:t>
@@ -3430,7 +3427,6 @@
             </w:pPr>
             <w:proofErr w:type="spellStart"/>
             <w:r>
-              <w:lastRenderedPageBreak/>
               <w:t>Copiá</w:t>
             </w:r>
             <w:proofErr w:type="spellEnd"/>
@@ -3448,6 +3444,7 @@
             </w:pPr>
             <w:proofErr w:type="spellStart"/>
             <w:r>
+              <w:lastRenderedPageBreak/>
               <w:t>Decodificala</w:t>
             </w:r>
             <w:proofErr w:type="spellEnd"/>
@@ -3474,7 +3471,13 @@
               <w:rPr>
                 <w:rStyle w:val="Cdigoenlnea"/>
               </w:rPr>
-              <w:t>"...")</w:t>
+              <w:t>“…”</w:t>
+            </w:r>
+            <w:r>
+              <w:rPr>
+                <w:rStyle w:val="Cdigoenlnea"/>
+              </w:rPr>
+              <w:t>)</w:t>
             </w:r>
             <w:r>
               <w:t>.</w:t>
@@ -3491,14 +3494,18 @@
               </w:rPr>
               <w:t xml:space="preserve">Lo </w:t>
             </w:r>
-            <w:proofErr w:type="spellStart"/>
             <w:r>
               <w:rPr>
                 <w:b/>
               </w:rPr>
-              <w:t>leés</w:t>
+              <w:pgNum/>
             </w:r>
-            <w:proofErr w:type="spellEnd"/>
+            <w:r>
+              <w:rPr>
+                <w:b/>
+              </w:rPr>
+              <w:t>es</w:t>
+            </w:r>
             <w:r>
               <w:rPr>
                 <w:b/>
@@ -3671,7 +3678,13 @@
         <w:rPr>
           <w:b/>
         </w:rPr>
-        <w:t>bcrypt</w:t>
+        <w:t>B</w:t>
+      </w:r>
+      <w:r>
+        <w:rPr>
+          <w:b/>
+        </w:rPr>
+        <w:t>crypt</w:t>
       </w:r>
       <w:proofErr w:type="spellEnd"/>
       <w:r>
@@ -3955,7 +3968,10 @@
       </w:pPr>
       <w:proofErr w:type="spellStart"/>
       <w:r>
-        <w:t>bcrypt</w:t>
+        <w:t>B</w:t>
+      </w:r>
+      <w:r>
+        <w:t>crypt</w:t>
       </w:r>
       <w:proofErr w:type="spellEnd"/>
       <w:r>
@@ -4009,7 +4025,6 @@
         <w:pStyle w:val="Bloquedecdigo"/>
       </w:pPr>
       <w:r>
-        <w:lastRenderedPageBreak/>
         <w:t>$2b$12$LQv3c1yqBWVHxkd0LHAkCO.Yl6X8Yh9lRqLxJKQ2vQe3nZ8Vv5rGa</w:t>
       </w:r>
     </w:p>
@@ -4058,6 +4073,7 @@
               <w:rPr>
                 <w:b/>
               </w:rPr>
+              <w:lastRenderedPageBreak/>
               <w:t>Segmento</w:t>
             </w:r>
           </w:p>
@@ -4423,7 +4439,25 @@
               <w:rPr>
                 <w:b/>
               </w:rPr>
-              <w:t>"más lento" es la característica y no el defecto.</w:t>
+              <w:t>“</w:t>
+            </w:r>
+            <w:r>
+              <w:rPr>
+                <w:b/>
+              </w:rPr>
+              <w:t>más lento</w:t>
+            </w:r>
+            <w:r>
+              <w:rPr>
+                <w:b/>
+              </w:rPr>
+              <w:t>”</w:t>
+            </w:r>
+            <w:r>
+              <w:rPr>
+                <w:b/>
+              </w:rPr>
+              <w:t xml:space="preserve"> es la característica y no el defecto.</w:t>
             </w:r>
             <w:r>
               <w:t xml:space="preserve"> Vale la pena tenerlo claro porque va a chocar con todo lo demás que aprendiste.</w:t>
@@ -4464,7 +4498,19 @@
               <w:t xml:space="preserve"> con SHA-256, MD5 o cualquier cosa rápida, eso está mal.</w:t>
             </w:r>
             <w:r>
-              <w:t xml:space="preserve"> No "es mejorable": está mal, y es de los errores más serios que puede tener un sistema.</w:t>
+              <w:t xml:space="preserve"> No </w:t>
+            </w:r>
+            <w:r>
+              <w:t>“</w:t>
+            </w:r>
+            <w:r>
+              <w:t>es mejorable</w:t>
+            </w:r>
+            <w:r>
+              <w:t>”</w:t>
+            </w:r>
+            <w:r>
+              <w:t>: está mal, y es de los errores más serios que puede tener un sistema.</w:t>
             </w:r>
           </w:p>
           <w:p>
@@ -4644,130 +4690,75 @@
         </w:rPr>
       </w:pPr>
     </w:p>
-    <w:tbl>
-      <w:tblPr>
-        <w:tblStyle w:val="Tablaconcuadrcula"/>
-        <w:tblW w:w="8500" w:type="dxa"/>
-        <w:tblBorders>
-          <w:top w:val="dotted" w:sz="8" w:space="0" w:color="909497"/>
-          <w:left w:val="dotted" w:sz="8" w:space="0" w:color="909497"/>
-          <w:bottom w:val="dotted" w:sz="8" w:space="0" w:color="909497"/>
-          <w:right w:val="dotted" w:sz="8" w:space="0" w:color="909497"/>
-          <w:insideH w:val="none" w:sz="0" w:space="0" w:color="auto"/>
-          <w:insideV w:val="none" w:sz="0" w:space="0" w:color="auto"/>
-        </w:tblBorders>
-        <w:tblLook w:val="0480" w:firstRow="0" w:lastRow="0" w:firstColumn="1" w:lastColumn="0" w:noHBand="0" w:noVBand="1"/>
-      </w:tblPr>
-      <w:tblGrid>
-        <w:gridCol w:w="8500"/>
-      </w:tblGrid>
-      <w:tr>
-        <w:trPr>
-          <w:trHeight w:val="3960"/>
-        </w:trPr>
-        <w:tc>
-          <w:tcPr>
-            <w:tcW w:w="8494" w:type="dxa"/>
-            <w:shd w:val="clear" w:color="FAFAFA" w:fill="FAFAFA"/>
-            <w:tcMar>
-              <w:top w:w="160" w:type="dxa"/>
-              <w:left w:w="280" w:type="dxa"/>
-              <w:bottom w:w="160" w:type="dxa"/>
-              <w:right w:w="280" w:type="dxa"/>
-            </w:tcMar>
-            <w:vAlign w:val="center"/>
-          </w:tcPr>
-          <w:p>
-            <w:pPr>
-              <w:pStyle w:val="Cuerpo"/>
-              <w:spacing w:after="40"/>
-              <w:jc w:val="center"/>
-            </w:pPr>
-            <w:r>
-              <w:rPr>
-                <w:rFonts w:cs="Calibri"/>
-                <w:b/>
-                <w:color w:val="909497"/>
-                <w:sz w:val="18"/>
-              </w:rPr>
-              <w:lastRenderedPageBreak/>
-              <w:t>FIGURA 5.3</w:t>
-            </w:r>
-          </w:p>
-          <w:p>
-            <w:pPr>
-              <w:pStyle w:val="Cuerpo"/>
-              <w:spacing w:after="40"/>
-              <w:jc w:val="center"/>
-              <w:rPr>
-                <w:rFonts w:cs="Calibri"/>
-                <w:i/>
-                <w:color w:val="909497"/>
-                <w:sz w:val="18"/>
-              </w:rPr>
-            </w:pPr>
-            <w:r>
-              <w:rPr>
-                <w:rFonts w:cs="Calibri"/>
-                <w:i/>
-                <w:color w:val="909497"/>
-                <w:sz w:val="18"/>
-              </w:rPr>
-              <w:t>diagrama</w:t>
-            </w:r>
-          </w:p>
-          <w:p>
-            <w:pPr>
-              <w:pStyle w:val="Cuerpo"/>
-              <w:spacing w:after="40"/>
-              <w:jc w:val="center"/>
-              <w:rPr>
-                <w:rFonts w:cs="Calibri"/>
-                <w:i/>
-                <w:color w:val="909497"/>
-                <w:sz w:val="18"/>
-              </w:rPr>
-            </w:pPr>
-            <w:r>
-              <w:rPr>
-                <w:rFonts w:cs="Calibri"/>
-                <w:i/>
-                <w:color w:val="909497"/>
-                <w:sz w:val="18"/>
-              </w:rPr>
-              <w:t xml:space="preserve">Diagrama de secuencia del inicio de sesión, con el punto donde se decide sin calcular destacado: el límite de intentos se evalúa antes de tocar </w:t>
-            </w:r>
-            <w:proofErr w:type="spellStart"/>
-            <w:r>
-              <w:rPr>
-                <w:rFonts w:cs="Calibri"/>
-                <w:i/>
-                <w:color w:val="909497"/>
-                <w:sz w:val="18"/>
-              </w:rPr>
-              <w:t>bcrypt</w:t>
-            </w:r>
-            <w:proofErr w:type="spellEnd"/>
-            <w:r>
-              <w:rPr>
-                <w:rFonts w:cs="Calibri"/>
-                <w:i/>
-                <w:color w:val="909497"/>
-                <w:sz w:val="18"/>
-              </w:rPr>
-              <w:t>, y un rechazo cuesta una consulta.</w:t>
-            </w:r>
-          </w:p>
-          <w:p>
-            <w:pPr>
-              <w:rPr>
-                <w:lang w:val="es-AR"/>
-              </w:rPr>
-            </w:pPr>
-          </w:p>
-        </w:tc>
-      </w:tr>
-    </w:tbl>
+    <w:p>
+      <w:pPr>
+        <w:pStyle w:val="Epgrafedefigura"/>
+      </w:pPr>
+    </w:p>
+    <w:p>
+      <w:pPr>
+        <w:pStyle w:val="Epgrafedefigura"/>
+      </w:pPr>
+    </w:p>
+    <w:p>
+      <w:pPr>
+        <w:pStyle w:val="Epgrafedefigura"/>
+      </w:pPr>
+      <w:r>
+        <w:rPr>
+          <w:noProof/>
+        </w:rPr>
+        <w:lastRenderedPageBreak/>
+        <w:drawing>
+          <wp:inline distT="0" distB="0" distL="0" distR="0" wp14:anchorId="450EDBD6" wp14:editId="28D80740">
+            <wp:extent cx="5391150" cy="3733800"/>
+            <wp:effectExtent l="0" t="0" r="0" b="0"/>
+            <wp:docPr id="2029446878" name="Imagen 3"/>
+            <wp:cNvGraphicFramePr>
+              <a:graphicFrameLocks xmlns:a="http://schemas.openxmlformats.org/drawingml/2006/main" noChangeAspect="1"/>
+            </wp:cNvGraphicFramePr>
+            <a:graphic xmlns:a="http://schemas.openxmlformats.org/drawingml/2006/main">
+              <a:graphicData uri="http://schemas.openxmlformats.org/drawingml/2006/picture">
+                <pic:pic xmlns:pic="http://schemas.openxmlformats.org/drawingml/2006/picture">
+                  <pic:nvPicPr>
+                    <pic:cNvPr id="0" name="Picture 3"/>
+                    <pic:cNvPicPr>
+                      <a:picLocks noChangeAspect="1" noChangeArrowheads="1"/>
+                    </pic:cNvPicPr>
+                  </pic:nvPicPr>
+                  <pic:blipFill>
+                    <a:blip r:embed="rId9" cstate="print">
+                      <a:extLst>
+                        <a:ext uri="{28A0092B-C50C-407E-A947-70E740481C1C}">
+                          <a14:useLocalDpi xmlns:a14="http://schemas.microsoft.com/office/drawing/2010/main" val="0"/>
+                        </a:ext>
+                      </a:extLst>
+                    </a:blip>
+                    <a:srcRect/>
+                    <a:stretch>
+                      <a:fillRect/>
+                    </a:stretch>
+                  </pic:blipFill>
+                  <pic:spPr bwMode="auto">
+                    <a:xfrm>
+                      <a:off x="0" y="0"/>
+                      <a:ext cx="5391150" cy="3733800"/>
+                    </a:xfrm>
+                    <a:prstGeom prst="rect">
+                      <a:avLst/>
+                    </a:prstGeom>
+                    <a:noFill/>
+                    <a:ln>
+                      <a:noFill/>
+                    </a:ln>
+                  </pic:spPr>
+                </pic:pic>
+              </a:graphicData>
+            </a:graphic>
+          </wp:inline>
+        </w:drawing>
+      </w:r>
+    </w:p>
     <w:p>
       <w:pPr>
         <w:pStyle w:val="Epgrafedefigura"/>
@@ -4998,6 +4989,7 @@
               <w:spacing w:after="100"/>
             </w:pPr>
             <w:r>
+              <w:lastRenderedPageBreak/>
               <w:t xml:space="preserve">La pregunta que te </w:t>
             </w:r>
             <w:proofErr w:type="spellStart"/>
@@ -5492,131 +5484,213 @@
           <w:lang w:val="es-AR"/>
         </w:rPr>
       </w:pPr>
-    </w:p>
-    <w:tbl>
-      <w:tblPr>
-        <w:tblStyle w:val="Tablaconcuadrcula"/>
-        <w:tblW w:w="8500" w:type="dxa"/>
-        <w:tblBorders>
-          <w:top w:val="dotted" w:sz="8" w:space="0" w:color="909497"/>
-          <w:left w:val="dotted" w:sz="8" w:space="0" w:color="909497"/>
-          <w:bottom w:val="dotted" w:sz="8" w:space="0" w:color="909497"/>
-          <w:right w:val="dotted" w:sz="8" w:space="0" w:color="909497"/>
-          <w:insideH w:val="none" w:sz="0" w:space="0" w:color="auto"/>
-          <w:insideV w:val="none" w:sz="0" w:space="0" w:color="auto"/>
-        </w:tblBorders>
-        <w:tblLook w:val="0480" w:firstRow="0" w:lastRow="0" w:firstColumn="1" w:lastColumn="0" w:noHBand="0" w:noVBand="1"/>
-      </w:tblPr>
-      <w:tblGrid>
-        <w:gridCol w:w="8500"/>
-      </w:tblGrid>
-      <w:tr>
-        <w:trPr>
-          <w:trHeight w:val="3960"/>
-        </w:trPr>
-        <w:tc>
-          <w:tcPr>
-            <w:tcW w:w="8494" w:type="dxa"/>
-            <w:shd w:val="clear" w:color="FAFAFA" w:fill="FAFAFA"/>
-            <w:tcMar>
-              <w:top w:w="160" w:type="dxa"/>
-              <w:left w:w="280" w:type="dxa"/>
-              <w:bottom w:w="160" w:type="dxa"/>
-              <w:right w:w="280" w:type="dxa"/>
-            </w:tcMar>
-            <w:vAlign w:val="center"/>
-          </w:tcPr>
-          <w:p>
-            <w:pPr>
-              <w:pStyle w:val="Cuerpo"/>
-              <w:spacing w:after="40"/>
-              <w:jc w:val="center"/>
-            </w:pPr>
-            <w:r>
-              <w:rPr>
-                <w:rFonts w:cs="Calibri"/>
-                <w:b/>
-                <w:color w:val="909497"/>
-                <w:sz w:val="18"/>
-              </w:rPr>
-              <w:t>FIGURA 5.4</w:t>
-            </w:r>
-          </w:p>
-          <w:p>
-            <w:pPr>
-              <w:pStyle w:val="Cuerpo"/>
-              <w:spacing w:after="40"/>
-              <w:jc w:val="center"/>
-              <w:rPr>
-                <w:rFonts w:cs="Calibri"/>
-                <w:i/>
-                <w:color w:val="909497"/>
-                <w:sz w:val="18"/>
-              </w:rPr>
-            </w:pPr>
-            <w:r>
-              <w:rPr>
-                <w:rFonts w:cs="Calibri"/>
-                <w:i/>
-                <w:color w:val="909497"/>
-                <w:sz w:val="18"/>
-              </w:rPr>
-              <w:t>diagrama</w:t>
-            </w:r>
-          </w:p>
-          <w:p>
-            <w:pPr>
-              <w:pStyle w:val="Cuerpo"/>
-              <w:spacing w:after="40"/>
-              <w:jc w:val="center"/>
-              <w:rPr>
-                <w:rFonts w:cs="Calibri"/>
-                <w:i/>
-                <w:color w:val="909497"/>
-                <w:sz w:val="18"/>
-              </w:rPr>
-            </w:pPr>
-            <w:r>
-              <w:rPr>
-                <w:rFonts w:cs="Calibri"/>
-                <w:i/>
-                <w:color w:val="909497"/>
-                <w:sz w:val="18"/>
-              </w:rPr>
-              <w:t>En el bucle (detiene el proceso 300 ms), en un hilo sin semáforo (cien hilos compitiendo por los núcleos), y en un hilo con semáforo de cuatro permisos. Los tres con su consecuencia anotada.</w:t>
-            </w:r>
-          </w:p>
-          <w:p>
-            <w:pPr>
-              <w:rPr>
-                <w:lang w:val="es-AR"/>
-              </w:rPr>
-            </w:pPr>
-          </w:p>
-        </w:tc>
-      </w:tr>
-    </w:tbl>
-    <w:p>
-      <w:pPr>
-        <w:pStyle w:val="Epgrafedefigura"/>
-      </w:pPr>
-      <w:r>
-        <w:t xml:space="preserve">Figura 5.4. </w:t>
-      </w:r>
-      <w:proofErr w:type="spellStart"/>
-      <w:r>
-        <w:t>bcrypt</w:t>
-      </w:r>
-      <w:proofErr w:type="spellEnd"/>
-      <w:r>
-        <w:t>: tres configuraciones</w:t>
+      <w:r>
+        <w:rPr>
+          <w:noProof/>
+          <w:lang w:val="es-AR"/>
+        </w:rPr>
+        <w:drawing>
+          <wp:inline distT="0" distB="0" distL="0" distR="0" wp14:anchorId="32CB6F8C" wp14:editId="41E4F463">
+            <wp:extent cx="5096957" cy="1095555"/>
+            <wp:effectExtent l="0" t="0" r="8890" b="9525"/>
+            <wp:docPr id="1952077318" name="Imagen 5"/>
+            <wp:cNvGraphicFramePr>
+              <a:graphicFrameLocks xmlns:a="http://schemas.openxmlformats.org/drawingml/2006/main" noChangeAspect="1"/>
+            </wp:cNvGraphicFramePr>
+            <a:graphic xmlns:a="http://schemas.openxmlformats.org/drawingml/2006/main">
+              <a:graphicData uri="http://schemas.openxmlformats.org/drawingml/2006/picture">
+                <pic:pic xmlns:pic="http://schemas.openxmlformats.org/drawingml/2006/picture">
+                  <pic:nvPicPr>
+                    <pic:cNvPr id="0" name="Picture 5"/>
+                    <pic:cNvPicPr>
+                      <a:picLocks noChangeAspect="1" noChangeArrowheads="1"/>
+                    </pic:cNvPicPr>
+                  </pic:nvPicPr>
+                  <pic:blipFill rotWithShape="1">
+                    <a:blip r:embed="rId10" cstate="print">
+                      <a:extLst>
+                        <a:ext uri="{28A0092B-C50C-407E-A947-70E740481C1C}">
+                          <a14:useLocalDpi xmlns:a14="http://schemas.microsoft.com/office/drawing/2010/main" val="0"/>
+                        </a:ext>
+                      </a:extLst>
+                    </a:blip>
+                    <a:srcRect l="67948"/>
+                    <a:stretch>
+                      <a:fillRect/>
+                    </a:stretch>
+                  </pic:blipFill>
+                  <pic:spPr bwMode="auto">
+                    <a:xfrm>
+                      <a:off x="0" y="0"/>
+                      <a:ext cx="5140841" cy="1104988"/>
+                    </a:xfrm>
+                    <a:prstGeom prst="rect">
+                      <a:avLst/>
+                    </a:prstGeom>
+                    <a:noFill/>
+                    <a:ln>
+                      <a:noFill/>
+                    </a:ln>
+                    <a:extLst>
+                      <a:ext uri="{53640926-AAD7-44D8-BBD7-CCE9431645EC}">
+                        <a14:shadowObscured xmlns:a14="http://schemas.microsoft.com/office/drawing/2010/main"/>
+                      </a:ext>
+                    </a:extLst>
+                  </pic:spPr>
+                </pic:pic>
+              </a:graphicData>
+            </a:graphic>
+          </wp:inline>
+        </w:drawing>
+      </w:r>
+      <w:r>
+        <w:rPr>
+          <w:noProof/>
+          <w:lang w:val="es-AR"/>
+        </w:rPr>
+        <w:drawing>
+          <wp:inline distT="0" distB="0" distL="0" distR="0" wp14:anchorId="5B88B53C" wp14:editId="47DB44A3">
+            <wp:extent cx="5253487" cy="1095375"/>
+            <wp:effectExtent l="0" t="0" r="4445" b="0"/>
+            <wp:docPr id="1819562098" name="Imagen 5"/>
+            <wp:cNvGraphicFramePr>
+              <a:graphicFrameLocks xmlns:a="http://schemas.openxmlformats.org/drawingml/2006/main" noChangeAspect="1"/>
+            </wp:cNvGraphicFramePr>
+            <a:graphic xmlns:a="http://schemas.openxmlformats.org/drawingml/2006/main">
+              <a:graphicData uri="http://schemas.openxmlformats.org/drawingml/2006/picture">
+                <pic:pic xmlns:pic="http://schemas.openxmlformats.org/drawingml/2006/picture">
+                  <pic:nvPicPr>
+                    <pic:cNvPr id="0" name="Picture 5"/>
+                    <pic:cNvPicPr>
+                      <a:picLocks noChangeAspect="1" noChangeArrowheads="1"/>
+                    </pic:cNvPicPr>
+                  </pic:nvPicPr>
+                  <pic:blipFill rotWithShape="1">
+                    <a:blip r:embed="rId10" cstate="print">
+                      <a:extLst>
+                        <a:ext uri="{28A0092B-C50C-407E-A947-70E740481C1C}">
+                          <a14:useLocalDpi xmlns:a14="http://schemas.microsoft.com/office/drawing/2010/main" val="0"/>
+                        </a:ext>
+                      </a:extLst>
+                    </a:blip>
+                    <a:srcRect l="34635" t="2379" r="32324" b="-2379"/>
+                    <a:stretch>
+                      <a:fillRect/>
+                    </a:stretch>
+                  </pic:blipFill>
+                  <pic:spPr bwMode="auto">
+                    <a:xfrm>
+                      <a:off x="0" y="0"/>
+                      <a:ext cx="5299592" cy="1104988"/>
+                    </a:xfrm>
+                    <a:prstGeom prst="rect">
+                      <a:avLst/>
+                    </a:prstGeom>
+                    <a:noFill/>
+                    <a:ln>
+                      <a:noFill/>
+                    </a:ln>
+                    <a:extLst>
+                      <a:ext uri="{53640926-AAD7-44D8-BBD7-CCE9431645EC}">
+                        <a14:shadowObscured xmlns:a14="http://schemas.microsoft.com/office/drawing/2010/main"/>
+                      </a:ext>
+                    </a:extLst>
+                  </pic:spPr>
+                </pic:pic>
+              </a:graphicData>
+            </a:graphic>
+          </wp:inline>
+        </w:drawing>
       </w:r>
     </w:p>
     <w:p>
       <w:pPr>
+        <w:rPr>
+          <w:lang w:val="es-AR"/>
+        </w:rPr>
+      </w:pPr>
+      <w:r>
+        <w:rPr>
+          <w:noProof/>
+          <w:lang w:val="es-AR"/>
+        </w:rPr>
+        <w:drawing>
+          <wp:inline distT="0" distB="0" distL="0" distR="0" wp14:anchorId="3DC87E54" wp14:editId="545123E7">
+            <wp:extent cx="5434641" cy="1095347"/>
+            <wp:effectExtent l="0" t="0" r="0" b="0"/>
+            <wp:docPr id="1980931522" name="Imagen 5"/>
+            <wp:cNvGraphicFramePr>
+              <a:graphicFrameLocks xmlns:a="http://schemas.openxmlformats.org/drawingml/2006/main" noChangeAspect="1"/>
+            </wp:cNvGraphicFramePr>
+            <a:graphic xmlns:a="http://schemas.openxmlformats.org/drawingml/2006/main">
+              <a:graphicData uri="http://schemas.openxmlformats.org/drawingml/2006/picture">
+                <pic:pic xmlns:pic="http://schemas.openxmlformats.org/drawingml/2006/picture">
+                  <pic:nvPicPr>
+                    <pic:cNvPr id="0" name="Picture 5"/>
+                    <pic:cNvPicPr>
+                      <a:picLocks noChangeAspect="1" noChangeArrowheads="1"/>
+                    </pic:cNvPicPr>
+                  </pic:nvPicPr>
+                  <pic:blipFill rotWithShape="1">
+                    <a:blip r:embed="rId10" cstate="print">
+                      <a:extLst>
+                        <a:ext uri="{28A0092B-C50C-407E-A947-70E740481C1C}">
+                          <a14:useLocalDpi xmlns:a14="http://schemas.microsoft.com/office/drawing/2010/main" val="0"/>
+                        </a:ext>
+                      </a:extLst>
+                    </a:blip>
+                    <a:srcRect r="65819"/>
+                    <a:stretch>
+                      <a:fillRect/>
+                    </a:stretch>
+                  </pic:blipFill>
+                  <pic:spPr bwMode="auto">
+                    <a:xfrm>
+                      <a:off x="0" y="0"/>
+                      <a:ext cx="5482474" cy="1104988"/>
+                    </a:xfrm>
+                    <a:prstGeom prst="rect">
+                      <a:avLst/>
+                    </a:prstGeom>
+                    <a:noFill/>
+                    <a:ln>
+                      <a:noFill/>
+                    </a:ln>
+                    <a:extLst>
+                      <a:ext uri="{53640926-AAD7-44D8-BBD7-CCE9431645EC}">
+                        <a14:shadowObscured xmlns:a14="http://schemas.microsoft.com/office/drawing/2010/main"/>
+                      </a:ext>
+                    </a:extLst>
+                  </pic:spPr>
+                </pic:pic>
+              </a:graphicData>
+            </a:graphic>
+          </wp:inline>
+        </w:drawing>
+      </w:r>
+    </w:p>
+    <w:p>
+      <w:pPr>
+        <w:pStyle w:val="Epgrafedefigura"/>
+      </w:pPr>
+      <w:r>
+        <w:t xml:space="preserve">Figura 5.4. </w:t>
+      </w:r>
+      <w:proofErr w:type="spellStart"/>
+      <w:r>
+        <w:t>bcrypt</w:t>
+      </w:r>
+      <w:proofErr w:type="spellEnd"/>
+      <w:r>
+        <w:t>: tres configuraciones</w:t>
+      </w:r>
+    </w:p>
+    <w:p>
+      <w:pPr>
         <w:pStyle w:val="Cuerpo"/>
       </w:pPr>
       <w:r>
+        <w:lastRenderedPageBreak/>
         <w:t>Y hay una observación del TPI sobre por qué ese semáforo funciona bien acá y no en un sistema sincrónico, que merece leerse dos veces:</w:t>
       </w:r>
     </w:p>
@@ -5690,7 +5764,6 @@
         <w:pStyle w:val="Cuerpo"/>
       </w:pPr>
       <w:r>
-        <w:lastRenderedPageBreak/>
         <w:t xml:space="preserve">En un sistema con hilos, cien peticiones esperando un permiso son cien hilos bloqueados, que además ocupan el grupo del que salen todas las demás operaciones. El límite protege el procesador y </w:t>
       </w:r>
       <w:r>
@@ -6255,7 +6328,11 @@
               <w:jc w:val="left"/>
             </w:pPr>
             <w:r>
-              <w:t>CRUD de usuarios, categorías, productos, galerías e ingredientes; ver todos los pedidos; estadísticas; ajuste manual de stock</w:t>
+              <w:t xml:space="preserve">CRUD de usuarios, categorías, productos, galerías e ingredientes; ver todos los pedidos; </w:t>
+            </w:r>
+            <w:r>
+              <w:lastRenderedPageBreak/>
+              <w:t>estadísticas; ajuste manual de stock</w:t>
             </w:r>
           </w:p>
         </w:tc>
@@ -6270,6 +6347,7 @@
               <w:jc w:val="left"/>
             </w:pPr>
             <w:r>
+              <w:lastRenderedPageBreak/>
               <w:t xml:space="preserve">No tiene restricciones de rol, pero </w:t>
             </w:r>
             <w:r>
@@ -6311,11 +6389,7 @@
               <w:jc w:val="left"/>
             </w:pPr>
             <w:r>
-              <w:t xml:space="preserve">Leer productos e ingredientes con cantidad exacta, cambiar </w:t>
-            </w:r>
-            <w:r>
-              <w:lastRenderedPageBreak/>
-              <w:t>disponibilidad, ajustar stock, ver movimientos</w:t>
+              <w:t>Leer productos e ingredientes con cantidad exacta, cambiar disponibilidad, ajustar stock, ver movimientos</w:t>
             </w:r>
           </w:p>
         </w:tc>
@@ -6333,15 +6407,10 @@
               <w:rPr>
                 <w:b/>
               </w:rPr>
-              <w:lastRenderedPageBreak/>
               <w:t>No crea, edita ni elimina</w:t>
             </w:r>
             <w:r>
-              <w:t xml:space="preserve"> productos, ingredientes ni categorías: sólo mueve </w:t>
-            </w:r>
-            <w:r>
-              <w:lastRenderedPageBreak/>
-              <w:t>existencias. No administra usuarios ni ve estadísticas</w:t>
+              <w:t xml:space="preserve"> productos, ingredientes ni categorías: sólo mueve existencias. No administra usuarios ni ve estadísticas</w:t>
             </w:r>
           </w:p>
         </w:tc>
@@ -6361,7 +6430,6 @@
               <w:rPr>
                 <w:b/>
               </w:rPr>
-              <w:lastRenderedPageBreak/>
               <w:t>PEDIDOS</w:t>
             </w:r>
           </w:p>
@@ -6733,6 +6801,7 @@
           <w:b w:val="0"/>
           <w:lang w:val="es-AR"/>
         </w:rPr>
+        <w:lastRenderedPageBreak/>
         <w:t xml:space="preserve">5.8. Por qué </w:t>
       </w:r>
       <w:r>
@@ -6794,7 +6863,6 @@
           <w:color w:val="404040"/>
           <w:sz w:val="21"/>
         </w:rPr>
-        <w:lastRenderedPageBreak/>
         <w:t>SISTEMA</w:t>
       </w:r>
       <w:r>
@@ -7286,6 +7354,7 @@
         <w:pStyle w:val="Cuerpo"/>
       </w:pPr>
       <w:r>
+        <w:lastRenderedPageBreak/>
         <w:t xml:space="preserve">Esa es la respuesta del TPI al problema de la sección 5.2 —que un token emitido no se puede invalidar—. </w:t>
       </w:r>
       <w:r>
@@ -7333,7 +7402,6 @@
         <w:pStyle w:val="Cuerpo"/>
       </w:pPr>
       <w:r>
-        <w:lastRenderedPageBreak/>
         <w:t xml:space="preserve">Y la contracara para el </w:t>
       </w:r>
       <w:proofErr w:type="spellStart"/>
@@ -7877,6 +7945,7 @@
               <w:spacing w:after="100"/>
             </w:pPr>
             <w:r>
+              <w:lastRenderedPageBreak/>
               <w:t xml:space="preserve">Y </w:t>
             </w:r>
             <w:proofErr w:type="spellStart"/>
@@ -8175,105 +8244,43 @@
         <w:pStyle w:val="Cuerpo"/>
         <w:ind w:left="357" w:right="357"/>
         <w:rPr>
-          <w:color w:val="404040"/>
-          <w:sz w:val="21"/>
-        </w:rPr>
-      </w:pPr>
-      <w:r>
-        <w:rPr>
           <w:b/>
           <w:color w:val="404040"/>
           <w:sz w:val="21"/>
         </w:rPr>
-        <w:t xml:space="preserve">Dos </w:t>
-      </w:r>
-      <w:proofErr w:type="spellStart"/>
+      </w:pPr>
       <w:r>
         <w:rPr>
           <w:b/>
           <w:color w:val="404040"/>
           <w:sz w:val="21"/>
         </w:rPr>
-        <w:t>routers</w:t>
-      </w:r>
-      <w:proofErr w:type="spellEnd"/>
+        <w:t xml:space="preserve">Dos </w:t>
+      </w:r>
+      <w:proofErr w:type="spellStart"/>
       <w:r>
         <w:rPr>
           <w:b/>
           <w:color w:val="404040"/>
           <w:sz w:val="21"/>
         </w:rPr>
-        <w:t xml:space="preserve"> montados en la aplicación.</w:t>
-      </w:r>
-      <w:r>
-        <w:rPr>
-          <w:color w:val="404040"/>
-          <w:sz w:val="21"/>
-        </w:rPr>
-        <w:t xml:space="preserve"> El </w:t>
-      </w:r>
-      <w:proofErr w:type="spellStart"/>
-      <w:r>
-        <w:rPr>
-          <w:color w:val="404040"/>
-          <w:sz w:val="21"/>
-        </w:rPr>
-        <w:t>router</w:t>
+        <w:t>routers</w:t>
       </w:r>
       <w:proofErr w:type="spellEnd"/>
-      <w:r>
-        <w:rPr>
-          <w:color w:val="404040"/>
-          <w:sz w:val="21"/>
-        </w:rPr>
-        <w:t xml:space="preserve"> abierto contiene los </w:t>
-      </w:r>
-      <w:proofErr w:type="spellStart"/>
-      <w:r>
-        <w:rPr>
-          <w:color w:val="404040"/>
-          <w:sz w:val="21"/>
-        </w:rPr>
-        <w:t>endpoints</w:t>
-      </w:r>
-      <w:proofErr w:type="spellEnd"/>
-      <w:r>
-        <w:rPr>
-          <w:color w:val="404040"/>
-          <w:sz w:val="21"/>
-        </w:rPr>
-        <w:t xml:space="preserve"> públicos y los cuatro exceptuados; el </w:t>
-      </w:r>
-      <w:proofErr w:type="spellStart"/>
-      <w:r>
-        <w:rPr>
-          <w:color w:val="404040"/>
-          <w:sz w:val="21"/>
-        </w:rPr>
-        <w:t>router</w:t>
-      </w:r>
-      <w:proofErr w:type="spellEnd"/>
-      <w:r>
-        <w:rPr>
-          <w:color w:val="404040"/>
-          <w:sz w:val="21"/>
-        </w:rPr>
-        <w:t xml:space="preserve"> protegido se monta con la dependencia de verificación y contiene todo lo demás. </w:t>
-      </w:r>
       <w:r>
         <w:rPr>
           <w:b/>
           <w:color w:val="404040"/>
           <w:sz w:val="21"/>
         </w:rPr>
-        <w:t>No se resuelve con exclusiones</w:t>
+        <w:t xml:space="preserve"> montados en la aplicación.</w:t>
       </w:r>
       <w:r>
         <w:rPr>
           <w:color w:val="404040"/>
           <w:sz w:val="21"/>
         </w:rPr>
-        <w:t xml:space="preserve">: </w:t>
+        <w:t xml:space="preserve"> El </w:t>
       </w:r>
       <w:proofErr w:type="spellStart"/>
       <w:r>
@@ -8281,7 +8288,7 @@
           <w:color w:val="404040"/>
           <w:sz w:val="21"/>
         </w:rPr>
-        <w:t>FastAPI</w:t>
+        <w:t>router</w:t>
       </w:r>
       <w:proofErr w:type="spellEnd"/>
       <w:r>
@@ -8289,7 +8296,39 @@
           <w:color w:val="404040"/>
           <w:sz w:val="21"/>
         </w:rPr>
-        <w:t xml:space="preserve"> </w:t>
+        <w:t xml:space="preserve"> abierto contiene los </w:t>
+      </w:r>
+      <w:proofErr w:type="spellStart"/>
+      <w:r>
+        <w:rPr>
+          <w:color w:val="404040"/>
+          <w:sz w:val="21"/>
+        </w:rPr>
+        <w:t>endpoints</w:t>
+      </w:r>
+      <w:proofErr w:type="spellEnd"/>
+      <w:r>
+        <w:rPr>
+          <w:color w:val="404040"/>
+          <w:sz w:val="21"/>
+        </w:rPr>
+        <w:t xml:space="preserve"> públicos y los cuatro exceptuados; el </w:t>
+      </w:r>
+      <w:proofErr w:type="spellStart"/>
+      <w:r>
+        <w:rPr>
+          <w:color w:val="404040"/>
+          <w:sz w:val="21"/>
+        </w:rPr>
+        <w:t>router</w:t>
+      </w:r>
+      <w:proofErr w:type="spellEnd"/>
+      <w:r>
+        <w:rPr>
+          <w:color w:val="404040"/>
+          <w:sz w:val="21"/>
+        </w:rPr>
+        <w:t xml:space="preserve"> protegido se monta con la dependencia de verificación y contiene todo lo demás. </w:t>
       </w:r>
       <w:r>
         <w:rPr>
@@ -8297,14 +8336,14 @@
           <w:color w:val="404040"/>
           <w:sz w:val="21"/>
         </w:rPr>
-        <w:t>acumula</w:t>
+        <w:t>No se resuelve con exclusiones</w:t>
       </w:r>
       <w:r>
         <w:rPr>
           <w:color w:val="404040"/>
           <w:sz w:val="21"/>
         </w:rPr>
-        <w:t xml:space="preserve"> las dependencias de aplicación, </w:t>
+        <w:t xml:space="preserve">: </w:t>
       </w:r>
       <w:proofErr w:type="spellStart"/>
       <w:r>
@@ -8312,7 +8351,7 @@
           <w:color w:val="404040"/>
           <w:sz w:val="21"/>
         </w:rPr>
-        <w:t>router</w:t>
+        <w:t>FastAPI</w:t>
       </w:r>
       <w:proofErr w:type="spellEnd"/>
       <w:r>
@@ -8320,7 +8359,7 @@
           <w:color w:val="404040"/>
           <w:sz w:val="21"/>
         </w:rPr>
-        <w:t xml:space="preserve"> y ruta, y </w:t>
+        <w:t xml:space="preserve"> </w:t>
       </w:r>
       <w:r>
         <w:rPr>
@@ -8328,158 +8367,130 @@
           <w:color w:val="404040"/>
           <w:sz w:val="21"/>
         </w:rPr>
-        <w:t xml:space="preserve">no ofrece ningún mecanismo para quitar una en un </w:t>
+        <w:t>acumula</w:t>
+      </w:r>
+      <w:r>
+        <w:rPr>
+          <w:color w:val="404040"/>
+          <w:sz w:val="21"/>
+        </w:rPr>
+        <w:t xml:space="preserve"> las dependencias de aplicación, </w:t>
       </w:r>
       <w:proofErr w:type="spellStart"/>
+      <w:r>
+        <w:rPr>
+          <w:color w:val="404040"/>
+          <w:sz w:val="21"/>
+        </w:rPr>
+        <w:t>router</w:t>
+      </w:r>
+      <w:proofErr w:type="spellEnd"/>
+      <w:r>
+        <w:rPr>
+          <w:color w:val="404040"/>
+          <w:sz w:val="21"/>
+        </w:rPr>
+        <w:t xml:space="preserve"> y ruta, y </w:t>
+      </w:r>
       <w:r>
         <w:rPr>
           <w:b/>
           <w:color w:val="404040"/>
           <w:sz w:val="21"/>
         </w:rPr>
-        <w:t>endpoint</w:t>
-      </w:r>
-      <w:proofErr w:type="spellEnd"/>
+        <w:t xml:space="preserve">no ofrece ningún mecanismo para quitar una en un </w:t>
+      </w:r>
+      <w:proofErr w:type="spellStart"/>
       <w:r>
         <w:rPr>
           <w:b/>
           <w:color w:val="404040"/>
           <w:sz w:val="21"/>
         </w:rPr>
+        <w:t>endpoint</w:t>
+      </w:r>
+      <w:proofErr w:type="spellEnd"/>
+      <w:r>
+        <w:rPr>
+          <w:b/>
+          <w:color w:val="404040"/>
+          <w:sz w:val="21"/>
+        </w:rPr>
         <w:t xml:space="preserve"> concreto.</w:t>
       </w:r>
     </w:p>
     <w:p>
       <w:pPr>
+        <w:pStyle w:val="Cuerpo"/>
+        <w:ind w:left="357" w:right="357"/>
+        <w:rPr>
+          <w:color w:val="404040"/>
+          <w:sz w:val="21"/>
+        </w:rPr>
+      </w:pPr>
+    </w:p>
+    <w:p>
+      <w:pPr>
         <w:rPr>
           <w:lang w:val="es-AR"/>
         </w:rPr>
       </w:pPr>
+      <w:r>
+        <w:rPr>
+          <w:noProof/>
+          <w:lang w:val="es-AR"/>
+        </w:rPr>
+        <w:lastRenderedPageBreak/>
+        <w:drawing>
+          <wp:inline distT="0" distB="0" distL="0" distR="0" wp14:anchorId="746A3440" wp14:editId="1CD02E8F">
+            <wp:extent cx="5797586" cy="1725415"/>
+            <wp:effectExtent l="0" t="0" r="0" b="8255"/>
+            <wp:docPr id="2001084288" name="Imagen 6"/>
+            <wp:cNvGraphicFramePr>
+              <a:graphicFrameLocks xmlns:a="http://schemas.openxmlformats.org/drawingml/2006/main" noChangeAspect="1"/>
+            </wp:cNvGraphicFramePr>
+            <a:graphic xmlns:a="http://schemas.openxmlformats.org/drawingml/2006/main">
+              <a:graphicData uri="http://schemas.openxmlformats.org/drawingml/2006/picture">
+                <pic:pic xmlns:pic="http://schemas.openxmlformats.org/drawingml/2006/picture">
+                  <pic:nvPicPr>
+                    <pic:cNvPr id="0" name="Picture 6"/>
+                    <pic:cNvPicPr>
+                      <a:picLocks noChangeAspect="1" noChangeArrowheads="1"/>
+                    </pic:cNvPicPr>
+                  </pic:nvPicPr>
+                  <pic:blipFill>
+                    <a:blip r:embed="rId11" cstate="print">
+                      <a:extLst>
+                        <a:ext uri="{28A0092B-C50C-407E-A947-70E740481C1C}">
+                          <a14:useLocalDpi xmlns:a14="http://schemas.microsoft.com/office/drawing/2010/main" val="0"/>
+                        </a:ext>
+                      </a:extLst>
+                    </a:blip>
+                    <a:srcRect/>
+                    <a:stretch>
+                      <a:fillRect/>
+                    </a:stretch>
+                  </pic:blipFill>
+                  <pic:spPr bwMode="auto">
+                    <a:xfrm>
+                      <a:off x="0" y="0"/>
+                      <a:ext cx="5798392" cy="1725655"/>
+                    </a:xfrm>
+                    <a:prstGeom prst="rect">
+                      <a:avLst/>
+                    </a:prstGeom>
+                    <a:noFill/>
+                    <a:ln>
+                      <a:noFill/>
+                    </a:ln>
+                  </pic:spPr>
+                </pic:pic>
+              </a:graphicData>
+            </a:graphic>
+          </wp:inline>
+        </w:drawing>
+      </w:r>
     </w:p>
-    <w:tbl>
-      <w:tblPr>
-        <w:tblStyle w:val="Tablaconcuadrcula"/>
-        <w:tblW w:w="8500" w:type="dxa"/>
-        <w:tblBorders>
-          <w:top w:val="dotted" w:sz="8" w:space="0" w:color="909497"/>
-          <w:left w:val="dotted" w:sz="8" w:space="0" w:color="909497"/>
-          <w:bottom w:val="dotted" w:sz="8" w:space="0" w:color="909497"/>
-          <w:right w:val="dotted" w:sz="8" w:space="0" w:color="909497"/>
-          <w:insideH w:val="none" w:sz="0" w:space="0" w:color="auto"/>
-          <w:insideV w:val="none" w:sz="0" w:space="0" w:color="auto"/>
-        </w:tblBorders>
-        <w:tblLook w:val="0480" w:firstRow="0" w:lastRow="0" w:firstColumn="1" w:lastColumn="0" w:noHBand="0" w:noVBand="1"/>
-      </w:tblPr>
-      <w:tblGrid>
-        <w:gridCol w:w="8500"/>
-      </w:tblGrid>
-      <w:tr>
-        <w:trPr>
-          <w:trHeight w:val="3960"/>
-        </w:trPr>
-        <w:tc>
-          <w:tcPr>
-            <w:tcW w:w="8494" w:type="dxa"/>
-            <w:shd w:val="clear" w:color="FAFAFA" w:fill="FAFAFA"/>
-            <w:tcMar>
-              <w:top w:w="160" w:type="dxa"/>
-              <w:left w:w="280" w:type="dxa"/>
-              <w:bottom w:w="160" w:type="dxa"/>
-              <w:right w:w="280" w:type="dxa"/>
-            </w:tcMar>
-            <w:vAlign w:val="center"/>
-          </w:tcPr>
-          <w:p>
-            <w:pPr>
-              <w:pStyle w:val="Cuerpo"/>
-              <w:spacing w:after="40"/>
-              <w:jc w:val="center"/>
-            </w:pPr>
-            <w:r>
-              <w:rPr>
-                <w:rFonts w:cs="Calibri"/>
-                <w:b/>
-                <w:color w:val="909497"/>
-                <w:sz w:val="18"/>
-              </w:rPr>
-              <w:lastRenderedPageBreak/>
-              <w:t>FIGURA 5.5</w:t>
-            </w:r>
-          </w:p>
-          <w:p>
-            <w:pPr>
-              <w:pStyle w:val="Cuerpo"/>
-              <w:spacing w:after="40"/>
-              <w:jc w:val="center"/>
-              <w:rPr>
-                <w:rFonts w:cs="Calibri"/>
-                <w:i/>
-                <w:color w:val="909497"/>
-                <w:sz w:val="18"/>
-              </w:rPr>
-            </w:pPr>
-            <w:r>
-              <w:rPr>
-                <w:rFonts w:cs="Calibri"/>
-                <w:i/>
-                <w:color w:val="909497"/>
-                <w:sz w:val="18"/>
-              </w:rPr>
-              <w:t>diagrama</w:t>
-            </w:r>
-          </w:p>
-          <w:p>
-            <w:pPr>
-              <w:pStyle w:val="Cuerpo"/>
-              <w:spacing w:after="40"/>
-              <w:jc w:val="center"/>
-              <w:rPr>
-                <w:rFonts w:cs="Calibri"/>
-                <w:i/>
-                <w:color w:val="909497"/>
-                <w:sz w:val="18"/>
-              </w:rPr>
-            </w:pPr>
-            <w:r>
-              <w:rPr>
-                <w:rFonts w:cs="Calibri"/>
-                <w:i/>
-                <w:color w:val="909497"/>
-                <w:sz w:val="18"/>
-              </w:rPr>
-              <w:t xml:space="preserve">El </w:t>
-            </w:r>
-            <w:proofErr w:type="spellStart"/>
-            <w:r>
-              <w:rPr>
-                <w:rFonts w:cs="Calibri"/>
-                <w:i/>
-                <w:color w:val="909497"/>
-                <w:sz w:val="18"/>
-              </w:rPr>
-              <w:t>router</w:t>
-            </w:r>
-            <w:proofErr w:type="spellEnd"/>
-            <w:r>
-              <w:rPr>
-                <w:rFonts w:cs="Calibri"/>
-                <w:i/>
-                <w:color w:val="909497"/>
-                <w:sz w:val="18"/>
-              </w:rPr>
-              <w:t xml:space="preserve"> abierto con los públicos y los cuatro exceptuados, y el protegido con la dependencia. Debe verse por qué no se resuelve con exclusiones: las dependencias se suman hacia abajo y no hay forma de restar.</w:t>
-            </w:r>
-          </w:p>
-          <w:p>
-            <w:pPr>
-              <w:rPr>
-                <w:lang w:val="es-AR"/>
-              </w:rPr>
-            </w:pPr>
-          </w:p>
-        </w:tc>
-      </w:tr>
-    </w:tbl>
     <w:p>
       <w:pPr>
         <w:pStyle w:val="Epgrafedefigura"/>
@@ -8780,7 +8791,6 @@
         <w:pStyle w:val="Cuerpo"/>
       </w:pPr>
       <w:r>
-        <w:lastRenderedPageBreak/>
         <w:t xml:space="preserve">La salida del estado tiene una sutileza que conviene notar. Al confirmar la contraseña nueva, la marca se desactiva, se registra el momento del cambio, y el </w:t>
       </w:r>
       <w:proofErr w:type="spellStart"/>
@@ -8834,6 +8844,7 @@
           <w:b w:val="0"/>
           <w:lang w:val="es-AR" w:eastAsia="es-AR"/>
         </w:rPr>
+        <w:lastRenderedPageBreak/>
         <w:t>5.11. Herramientas de diagnóstico</w:t>
       </w:r>
       <w:bookmarkEnd w:id="10"/>
@@ -8867,110 +8878,47 @@
           <w:lang w:val="es-AR"/>
         </w:rPr>
       </w:pPr>
+      <w:r>
+        <w:rPr>
+          <w:lang w:val="es-AR"/>
+        </w:rPr>
+        <w:drawing>
+          <wp:inline distT="0" distB="0" distL="0" distR="0" wp14:anchorId="2FCF736E" wp14:editId="69811EF5">
+            <wp:extent cx="5400040" cy="3080385"/>
+            <wp:effectExtent l="0" t="0" r="0" b="5715"/>
+            <wp:docPr id="1159538706" name="Imagen 1"/>
+            <wp:cNvGraphicFramePr>
+              <a:graphicFrameLocks xmlns:a="http://schemas.openxmlformats.org/drawingml/2006/main" noChangeAspect="1"/>
+            </wp:cNvGraphicFramePr>
+            <a:graphic xmlns:a="http://schemas.openxmlformats.org/drawingml/2006/main">
+              <a:graphicData uri="http://schemas.openxmlformats.org/drawingml/2006/picture">
+                <pic:pic xmlns:pic="http://schemas.openxmlformats.org/drawingml/2006/picture">
+                  <pic:nvPicPr>
+                    <pic:cNvPr id="1159538706" name=""/>
+                    <pic:cNvPicPr/>
+                  </pic:nvPicPr>
+                  <pic:blipFill>
+                    <a:blip r:embed="rId12"/>
+                    <a:stretch>
+                      <a:fillRect/>
+                    </a:stretch>
+                  </pic:blipFill>
+                  <pic:spPr>
+                    <a:xfrm>
+                      <a:off x="0" y="0"/>
+                      <a:ext cx="5400040" cy="3080385"/>
+                    </a:xfrm>
+                    <a:prstGeom prst="rect">
+                      <a:avLst/>
+                    </a:prstGeom>
+                  </pic:spPr>
+                </pic:pic>
+              </a:graphicData>
+            </a:graphic>
+          </wp:inline>
+        </w:drawing>
+      </w:r>
     </w:p>
-    <w:tbl>
-      <w:tblPr>
-        <w:tblStyle w:val="Tablaconcuadrcula"/>
-        <w:tblW w:w="8500" w:type="dxa"/>
-        <w:tblBorders>
-          <w:top w:val="dotted" w:sz="8" w:space="0" w:color="909497"/>
-          <w:left w:val="dotted" w:sz="8" w:space="0" w:color="909497"/>
-          <w:bottom w:val="dotted" w:sz="8" w:space="0" w:color="909497"/>
-          <w:right w:val="dotted" w:sz="8" w:space="0" w:color="909497"/>
-          <w:insideH w:val="none" w:sz="0" w:space="0" w:color="auto"/>
-          <w:insideV w:val="none" w:sz="0" w:space="0" w:color="auto"/>
-        </w:tblBorders>
-        <w:tblLook w:val="0480" w:firstRow="0" w:lastRow="0" w:firstColumn="1" w:lastColumn="0" w:noHBand="0" w:noVBand="1"/>
-      </w:tblPr>
-      <w:tblGrid>
-        <w:gridCol w:w="8500"/>
-      </w:tblGrid>
-      <w:tr>
-        <w:trPr>
-          <w:trHeight w:val="3960"/>
-        </w:trPr>
-        <w:tc>
-          <w:tcPr>
-            <w:tcW w:w="8494" w:type="dxa"/>
-            <w:shd w:val="clear" w:color="FAFAFA" w:fill="FAFAFA"/>
-            <w:tcMar>
-              <w:top w:w="160" w:type="dxa"/>
-              <w:left w:w="280" w:type="dxa"/>
-              <w:bottom w:w="160" w:type="dxa"/>
-              <w:right w:w="280" w:type="dxa"/>
-            </w:tcMar>
-            <w:vAlign w:val="center"/>
-          </w:tcPr>
-          <w:p>
-            <w:pPr>
-              <w:pStyle w:val="Cuerpo"/>
-              <w:spacing w:after="40"/>
-              <w:jc w:val="center"/>
-            </w:pPr>
-            <w:r>
-              <w:rPr>
-                <w:rFonts w:cs="Calibri"/>
-                <w:b/>
-                <w:color w:val="909497"/>
-                <w:sz w:val="18"/>
-              </w:rPr>
-              <w:t>FIGURA 5.6</w:t>
-            </w:r>
-          </w:p>
-          <w:p>
-            <w:pPr>
-              <w:pStyle w:val="Cuerpo"/>
-              <w:spacing w:after="40"/>
-              <w:jc w:val="center"/>
-              <w:rPr>
-                <w:rFonts w:cs="Calibri"/>
-                <w:i/>
-                <w:color w:val="909497"/>
-                <w:sz w:val="18"/>
-              </w:rPr>
-            </w:pPr>
-            <w:r>
-              <w:rPr>
-                <w:rFonts w:cs="Calibri"/>
-                <w:i/>
-                <w:color w:val="909497"/>
-                <w:sz w:val="18"/>
-              </w:rPr>
-              <w:t>captura de pantalla</w:t>
-            </w:r>
-          </w:p>
-          <w:p>
-            <w:pPr>
-              <w:pStyle w:val="Cuerpo"/>
-              <w:spacing w:after="40"/>
-              <w:jc w:val="center"/>
-              <w:rPr>
-                <w:rFonts w:cs="Calibri"/>
-                <w:i/>
-                <w:color w:val="909497"/>
-                <w:sz w:val="18"/>
-              </w:rPr>
-            </w:pPr>
-            <w:r>
-              <w:rPr>
-                <w:rFonts w:cs="Calibri"/>
-                <w:i/>
-                <w:color w:val="909497"/>
-                <w:sz w:val="18"/>
-              </w:rPr>
-              <w:t>Un token real de desarrollo con sus tres partes decodificadas, mostrando el contenido legible. Advertencia visible: no usar sitios de terceros con tokens de producción.</w:t>
-            </w:r>
-          </w:p>
-          <w:p>
-            <w:pPr>
-              <w:rPr>
-                <w:lang w:val="es-AR"/>
-              </w:rPr>
-            </w:pPr>
-          </w:p>
-        </w:tc>
-      </w:tr>
-    </w:tbl>
     <w:p>
       <w:pPr>
         <w:pStyle w:val="Epgrafedefigura"/>
@@ -9221,7 +9169,6 @@
               </w:numPr>
             </w:pPr>
             <w:r>
-              <w:lastRenderedPageBreak/>
               <w:t xml:space="preserve">Ahora, </w:t>
             </w:r>
             <w:r>
@@ -9281,6 +9228,7 @@
             </w:pPr>
             <w:proofErr w:type="spellStart"/>
             <w:r>
+              <w:lastRenderedPageBreak/>
               <w:t>Sacalo</w:t>
             </w:r>
             <w:proofErr w:type="spellEnd"/>
@@ -9633,7 +9581,6 @@
       </w:pPr>
       <w:proofErr w:type="spellStart"/>
       <w:r>
-        <w:lastRenderedPageBreak/>
         <w:t>response.set_</w:t>
       </w:r>
       <w:proofErr w:type="gramStart"/>
@@ -9781,6 +9728,7 @@
         <w:pStyle w:val="Bloquedecdigo"/>
       </w:pPr>
       <w:r>
+        <w:lastRenderedPageBreak/>
         <w:t xml:space="preserve">    </w:t>
       </w:r>
       <w:proofErr w:type="spellStart"/>
@@ -10165,11 +10113,7 @@
       </w:r>
       <w:proofErr w:type="spellEnd"/>
       <w:r>
-        <w:t xml:space="preserve"> sigue </w:t>
-      </w:r>
-      <w:r>
-        <w:lastRenderedPageBreak/>
-        <w:t>siendo aceptable, y la migración entre uno y otro es posible porque el hash guarda con qué algoritmo se generó.</w:t>
+        <w:t xml:space="preserve"> sigue siendo aceptable, y la migración entre uno y otro es posible porque el hash guarda con qué algoritmo se generó.</w:t>
       </w:r>
     </w:p>
     <w:p>
@@ -10194,7 +10138,11 @@
       </w:r>
       <w:proofErr w:type="spellEnd"/>
       <w:r>
-        <w:t xml:space="preserve"> ni que robar de la base—. Ese es probablemente el futuro, y entender por qué las contraseñas son difíciles es lo que permite valorarlo.</w:t>
+        <w:t xml:space="preserve"> ni que </w:t>
+      </w:r>
+      <w:r>
+        <w:lastRenderedPageBreak/>
+        <w:t>robar de la base—. Ese es probablemente el futuro, y entender por qué las contraseñas son difíciles es lo que permite valorarlo.</w:t>
       </w:r>
     </w:p>
     <w:p>
@@ -10624,7 +10572,6 @@
         <w:rPr>
           <w:b/>
         </w:rPr>
-        <w:lastRenderedPageBreak/>
         <w:t>Resolver el rol del historial consultando la asignación actual.</w:t>
       </w:r>
       <w:r>
@@ -10653,6 +10600,7 @@
         <w:rPr>
           <w:b/>
         </w:rPr>
+        <w:lastRenderedPageBreak/>
         <w:t>Distinguir en la respuesta entre usuario inexistente y contraseña incorrecta.</w:t>
       </w:r>
       <w:r>
@@ -10998,7 +10946,6 @@
         <w:rPr>
           <w:b/>
         </w:rPr>
-        <w:lastRenderedPageBreak/>
         <w:t>El contenido de un token no está cifrado: está codificado.</w:t>
       </w:r>
       <w:r>
@@ -11038,6 +10985,7 @@
         <w:rPr>
           <w:b/>
         </w:rPr>
+        <w:lastRenderedPageBreak/>
         <w:t xml:space="preserve">Trescientos milisegundos de procesador dentro de una </w:t>
       </w:r>
       <w:proofErr w:type="spellStart"/>
@@ -11529,11 +11477,7 @@
       </w:r>
       <w:proofErr w:type="spellEnd"/>
       <w:r>
-        <w:t xml:space="preserve"> (Wiley, 2010) explica qué garantiza una firma y qué no con el rigor que la sección 5.3 resume en dos </w:t>
-      </w:r>
-      <w:r>
-        <w:lastRenderedPageBreak/>
-        <w:t xml:space="preserve">líneas, y su capítulo sobre gestión de claves es pertinente a la advertencia final sobre el secreto de firma. Para la práctica de diseñar autorización, el capítulo correspondiente de Bishop, </w:t>
+        <w:t xml:space="preserve"> (Wiley, 2010) explica qué garantiza una firma y qué no con el rigor que la sección 5.3 resume en dos líneas, y su capítulo sobre gestión de claves es pertinente a la advertencia final sobre el secreto de firma. Para la práctica de diseñar autorización, el capítulo correspondiente de Bishop, </w:t>
       </w:r>
       <w:proofErr w:type="spellStart"/>
       <w:r>
@@ -11566,6 +11510,7 @@
         <w:pStyle w:val="Cuerpo"/>
       </w:pPr>
       <w:r>
+        <w:lastRenderedPageBreak/>
         <w:t xml:space="preserve">Del TPI, este capítulo se apoya en la sección </w:t>
       </w:r>
       <w:r>
@@ -11634,12 +11579,12 @@
       </w:pPr>
     </w:p>
     <w:sectPr>
-      <w:headerReference w:type="even" r:id="rId7"/>
-      <w:headerReference w:type="default" r:id="rId8"/>
-      <w:footerReference w:type="even" r:id="rId9"/>
-      <w:footerReference w:type="default" r:id="rId10"/>
-      <w:headerReference w:type="first" r:id="rId11"/>
-      <w:footerReference w:type="first" r:id="rId12"/>
+      <w:headerReference w:type="even" r:id="rId13"/>
+      <w:headerReference w:type="default" r:id="rId14"/>
+      <w:footerReference w:type="even" r:id="rId15"/>
+      <w:footerReference w:type="default" r:id="rId16"/>
+      <w:headerReference w:type="first" r:id="rId17"/>
+      <w:footerReference w:type="first" r:id="rId18"/>
       <w:pgSz w:w="11906" w:h="16838"/>
       <w:pgMar w:top="1417" w:right="1701" w:bottom="1417" w:left="1701" w:header="708" w:footer="708" w:gutter="0"/>
       <w:cols w:space="708"/>
@@ -15979,11 +15924,13 @@
   <w:style w:type="character" w:default="1" w:styleId="Fuentedeprrafopredeter">
     <w:name w:val="Default Paragraph Font"/>
     <w:uiPriority w:val="1"/>
+    <w:semiHidden/>
     <w:unhideWhenUsed/>
   </w:style>
   <w:style w:type="table" w:default="1" w:styleId="Tablanormal">
     <w:name w:val="Normal Table"/>
     <w:uiPriority w:val="99"/>
+    <w:semiHidden/>
     <w:unhideWhenUsed/>
     <w:tblPr>
       <w:tblInd w:w="0" w:type="dxa"/>
